--- a/docs/РО_Панкратов_ОК.docx
+++ b/docs/РО_Панкратов_ОК.docx
@@ -231,23 +231,7 @@
                 <w:sz w:val="24"/>
                 <w:szCs w:val="24"/>
               </w:rPr>
-              <w:t xml:space="preserve">Академический </w:t>
-            </w:r>
-            <w:proofErr w:type="gramStart"/>
-            <w:r>
-              <w:rPr>
-                <w:sz w:val="24"/>
-                <w:szCs w:val="24"/>
-              </w:rPr>
-              <w:t>руководитель  образовательной</w:t>
-            </w:r>
-            <w:proofErr w:type="gramEnd"/>
-            <w:r>
-              <w:rPr>
-                <w:sz w:val="24"/>
-                <w:szCs w:val="24"/>
-              </w:rPr>
-              <w:t xml:space="preserve"> программы «Программная инженерия»</w:t>
+              <w:t>Академический руководитель  образовательной программы «Программная инженерия»</w:t>
             </w:r>
             <w:r>
               <w:rPr>
@@ -255,23 +239,7 @@
                 <w:szCs w:val="24"/>
               </w:rPr>
               <w:br/>
-              <w:t xml:space="preserve">профессор департамента </w:t>
-            </w:r>
-            <w:proofErr w:type="spellStart"/>
-            <w:r>
-              <w:rPr>
-                <w:sz w:val="24"/>
-                <w:szCs w:val="24"/>
-              </w:rPr>
-              <w:t>программнои</w:t>
-            </w:r>
-            <w:proofErr w:type="spellEnd"/>
-            <w:r>
-              <w:rPr>
-                <w:sz w:val="24"/>
-                <w:szCs w:val="24"/>
-              </w:rPr>
-              <w:t>̆ инженерии, канд. техн. наук</w:t>
+              <w:t>профессор департамента программной инженерии, канд. техн. наук</w:t>
             </w:r>
             <w:r>
               <w:rPr>
@@ -297,17 +265,8 @@
                 <w:sz w:val="24"/>
                 <w:szCs w:val="24"/>
               </w:rPr>
-              <w:t xml:space="preserve">_______________ Н. А. </w:t>
-            </w:r>
-            <w:proofErr w:type="spellStart"/>
-            <w:r>
-              <w:rPr>
-                <w:sz w:val="24"/>
-                <w:szCs w:val="24"/>
-              </w:rPr>
-              <w:t>Павлочев</w:t>
-            </w:r>
-            <w:proofErr w:type="spellEnd"/>
+              <w:t>_______________ Н. А. Павлочев</w:t>
+            </w:r>
             <w:r>
               <w:rPr>
                 <w:sz w:val="24"/>
@@ -2512,7 +2471,7 @@
               <w:tab w:val="right" w:leader="dot" w:pos="10195"/>
             </w:tabs>
             <w:rPr>
-              <w:rFonts w:ascii="Times New Roman" w:hAnsi="Times New Roman" w:cs="Times New Roman" w:hint="cs"/>
+              <w:rFonts w:ascii="Times New Roman" w:hAnsi="Times New Roman" w:cs="Times New Roman"/>
               <w:b/>
               <w:bCs/>
               <w:noProof/>
@@ -2522,11 +2481,7 @@
           </w:pPr>
           <w:r>
             <w:rPr>
-              <w:rFonts w:ascii="Times New Roman" w:hAnsi="Times New Roman" w:cs="Times New Roman" w:hint="cs"/>
-              <w:b/>
-              <w:bCs/>
-              <w:sz w:val="24"/>
-              <w:szCs w:val="24"/>
+              <w:rFonts w:hint="cs"/>
             </w:rPr>
             <w:fldChar w:fldCharType="begin"/>
           </w:r>
@@ -2659,7 +2614,7 @@
               <w:tab w:val="right" w:leader="dot" w:pos="10195"/>
             </w:tabs>
             <w:rPr>
-              <w:rFonts w:ascii="Times New Roman" w:hAnsi="Times New Roman" w:cs="Times New Roman" w:hint="cs"/>
+              <w:rFonts w:ascii="Times New Roman" w:hAnsi="Times New Roman" w:cs="Times New Roman"/>
               <w:b/>
               <w:bCs/>
               <w:noProof/>
@@ -2796,7 +2751,7 @@
               <w:tab w:val="right" w:leader="dot" w:pos="10195"/>
             </w:tabs>
             <w:rPr>
-              <w:rFonts w:ascii="Times New Roman" w:hAnsi="Times New Roman" w:cs="Times New Roman" w:hint="cs"/>
+              <w:rFonts w:ascii="Times New Roman" w:hAnsi="Times New Roman" w:cs="Times New Roman"/>
               <w:b/>
               <w:bCs/>
               <w:noProof/>
@@ -2933,7 +2888,7 @@
               <w:tab w:val="right" w:leader="dot" w:pos="10195"/>
             </w:tabs>
             <w:rPr>
-              <w:rFonts w:ascii="Times New Roman" w:hAnsi="Times New Roman" w:cs="Times New Roman" w:hint="cs"/>
+              <w:rFonts w:ascii="Times New Roman" w:hAnsi="Times New Roman" w:cs="Times New Roman"/>
               <w:b/>
               <w:bCs/>
               <w:noProof/>
@@ -3070,7 +3025,7 @@
               <w:tab w:val="right" w:leader="dot" w:pos="10195"/>
             </w:tabs>
             <w:rPr>
-              <w:rFonts w:ascii="Times New Roman" w:hAnsi="Times New Roman" w:cs="Times New Roman" w:hint="cs"/>
+              <w:rFonts w:ascii="Times New Roman" w:hAnsi="Times New Roman" w:cs="Times New Roman"/>
               <w:b/>
               <w:bCs/>
               <w:noProof/>
@@ -3209,7 +3164,7 @@
               <w:tab w:val="right" w:leader="dot" w:pos="10195"/>
             </w:tabs>
             <w:rPr>
-              <w:rFonts w:ascii="Times New Roman" w:hAnsi="Times New Roman" w:cs="Times New Roman" w:hint="cs"/>
+              <w:rFonts w:ascii="Times New Roman" w:hAnsi="Times New Roman" w:cs="Times New Roman"/>
               <w:b/>
               <w:bCs/>
               <w:noProof/>
@@ -3346,7 +3301,7 @@
               <w:tab w:val="right" w:leader="dot" w:pos="10195"/>
             </w:tabs>
             <w:rPr>
-              <w:rFonts w:ascii="Times New Roman" w:hAnsi="Times New Roman" w:cs="Times New Roman" w:hint="cs"/>
+              <w:rFonts w:ascii="Times New Roman" w:hAnsi="Times New Roman" w:cs="Times New Roman"/>
               <w:b/>
               <w:bCs/>
               <w:noProof/>
@@ -3485,7 +3440,7 @@
               <w:tab w:val="right" w:leader="dot" w:pos="10195"/>
             </w:tabs>
             <w:rPr>
-              <w:rFonts w:ascii="Times New Roman" w:hAnsi="Times New Roman" w:cs="Times New Roman" w:hint="cs"/>
+              <w:rFonts w:ascii="Times New Roman" w:hAnsi="Times New Roman" w:cs="Times New Roman"/>
               <w:b/>
               <w:bCs/>
               <w:noProof/>
@@ -3622,7 +3577,7 @@
               <w:tab w:val="right" w:leader="dot" w:pos="10195"/>
             </w:tabs>
             <w:rPr>
-              <w:rFonts w:ascii="Times New Roman" w:hAnsi="Times New Roman" w:cs="Times New Roman" w:hint="cs"/>
+              <w:rFonts w:ascii="Times New Roman" w:hAnsi="Times New Roman" w:cs="Times New Roman"/>
               <w:b/>
               <w:bCs/>
               <w:noProof/>
@@ -3759,7 +3714,7 @@
               <w:tab w:val="right" w:leader="dot" w:pos="10195"/>
             </w:tabs>
             <w:rPr>
-              <w:rFonts w:ascii="Times New Roman" w:hAnsi="Times New Roman" w:cs="Times New Roman" w:hint="cs"/>
+              <w:rFonts w:ascii="Times New Roman" w:hAnsi="Times New Roman" w:cs="Times New Roman"/>
               <w:b/>
               <w:bCs/>
               <w:noProof/>
@@ -3896,7 +3851,7 @@
               <w:tab w:val="right" w:leader="dot" w:pos="10195"/>
             </w:tabs>
             <w:rPr>
-              <w:rFonts w:ascii="Times New Roman" w:hAnsi="Times New Roman" w:cs="Times New Roman" w:hint="cs"/>
+              <w:rFonts w:ascii="Times New Roman" w:hAnsi="Times New Roman" w:cs="Times New Roman"/>
               <w:b/>
               <w:bCs/>
               <w:noProof/>
@@ -4033,7 +3988,7 @@
               <w:tab w:val="right" w:leader="dot" w:pos="10195"/>
             </w:tabs>
             <w:rPr>
-              <w:rFonts w:ascii="Times New Roman" w:hAnsi="Times New Roman" w:cs="Times New Roman" w:hint="cs"/>
+              <w:rFonts w:ascii="Times New Roman" w:hAnsi="Times New Roman" w:cs="Times New Roman"/>
               <w:b/>
               <w:bCs/>
               <w:noProof/>
@@ -4170,7 +4125,7 @@
               <w:tab w:val="right" w:leader="dot" w:pos="10195"/>
             </w:tabs>
             <w:rPr>
-              <w:rFonts w:ascii="Times New Roman" w:hAnsi="Times New Roman" w:cs="Times New Roman" w:hint="cs"/>
+              <w:rFonts w:ascii="Times New Roman" w:hAnsi="Times New Roman" w:cs="Times New Roman"/>
               <w:b/>
               <w:bCs/>
               <w:noProof/>
@@ -4307,7 +4262,7 @@
               <w:tab w:val="right" w:leader="dot" w:pos="10195"/>
             </w:tabs>
             <w:rPr>
-              <w:rFonts w:ascii="Times New Roman" w:hAnsi="Times New Roman" w:cs="Times New Roman" w:hint="cs"/>
+              <w:rFonts w:ascii="Times New Roman" w:hAnsi="Times New Roman" w:cs="Times New Roman"/>
               <w:b/>
               <w:bCs/>
               <w:noProof/>
@@ -4444,7 +4399,7 @@
               <w:tab w:val="right" w:leader="dot" w:pos="10195"/>
             </w:tabs>
             <w:rPr>
-              <w:rFonts w:ascii="Times New Roman" w:hAnsi="Times New Roman" w:cs="Times New Roman" w:hint="cs"/>
+              <w:rFonts w:ascii="Times New Roman" w:hAnsi="Times New Roman" w:cs="Times New Roman"/>
               <w:b/>
               <w:bCs/>
               <w:noProof/>
@@ -4581,7 +4536,7 @@
               <w:tab w:val="right" w:leader="dot" w:pos="10195"/>
             </w:tabs>
             <w:rPr>
-              <w:rFonts w:ascii="Times New Roman" w:hAnsi="Times New Roman" w:cs="Times New Roman" w:hint="cs"/>
+              <w:rFonts w:ascii="Times New Roman" w:hAnsi="Times New Roman" w:cs="Times New Roman"/>
               <w:b/>
               <w:bCs/>
               <w:noProof/>
@@ -4718,7 +4673,7 @@
               <w:tab w:val="right" w:leader="dot" w:pos="10195"/>
             </w:tabs>
             <w:rPr>
-              <w:rFonts w:ascii="Times New Roman" w:hAnsi="Times New Roman" w:cs="Times New Roman" w:hint="cs"/>
+              <w:rFonts w:ascii="Times New Roman" w:hAnsi="Times New Roman" w:cs="Times New Roman"/>
               <w:b/>
               <w:bCs/>
               <w:noProof/>
@@ -4855,7 +4810,7 @@
               <w:tab w:val="right" w:leader="dot" w:pos="10195"/>
             </w:tabs>
             <w:rPr>
-              <w:rFonts w:ascii="Times New Roman" w:hAnsi="Times New Roman" w:cs="Times New Roman" w:hint="cs"/>
+              <w:rFonts w:ascii="Times New Roman" w:hAnsi="Times New Roman" w:cs="Times New Roman"/>
               <w:b/>
               <w:bCs/>
               <w:noProof/>
@@ -4992,7 +4947,7 @@
               <w:tab w:val="right" w:leader="dot" w:pos="10195"/>
             </w:tabs>
             <w:rPr>
-              <w:rFonts w:ascii="Times New Roman" w:hAnsi="Times New Roman" w:cs="Times New Roman" w:hint="cs"/>
+              <w:rFonts w:ascii="Times New Roman" w:hAnsi="Times New Roman" w:cs="Times New Roman"/>
               <w:b/>
               <w:bCs/>
               <w:noProof/>
@@ -5128,7 +5083,7 @@
               <w:tab w:val="right" w:leader="dot" w:pos="10195"/>
             </w:tabs>
             <w:rPr>
-              <w:rFonts w:ascii="Times New Roman" w:hAnsi="Times New Roman" w:cs="Times New Roman" w:hint="cs"/>
+              <w:rFonts w:ascii="Times New Roman" w:hAnsi="Times New Roman" w:cs="Times New Roman"/>
               <w:b/>
               <w:bCs/>
               <w:noProof/>
@@ -5241,7 +5196,7 @@
               <w:tab w:val="right" w:leader="dot" w:pos="10195"/>
             </w:tabs>
             <w:rPr>
-              <w:rFonts w:ascii="Times New Roman" w:hAnsi="Times New Roman" w:cs="Times New Roman" w:hint="cs"/>
+              <w:rFonts w:ascii="Times New Roman" w:hAnsi="Times New Roman" w:cs="Times New Roman"/>
               <w:b/>
               <w:bCs/>
               <w:noProof/>
@@ -5447,27 +5402,7 @@
           <w:szCs w:val="24"/>
           <w:lang w:eastAsia="en-US"/>
         </w:rPr>
-        <w:t>Программный комплекс для исследования влияния аномальных наблюдений на точность прогнозирования в регрессионных моделях (коротко, "</w:t>
-      </w:r>
-      <w:proofErr w:type="spellStart"/>
-      <w:r>
-        <w:rPr>
-          <w:rFonts w:ascii="Times New Roman" w:eastAsia="Times New Roman" w:hAnsi="Times New Roman" w:cs="Times New Roman"/>
-          <w:sz w:val="24"/>
-          <w:szCs w:val="24"/>
-          <w:lang w:eastAsia="en-US"/>
-        </w:rPr>
-        <w:t>MSnOutliers</w:t>
-      </w:r>
-      <w:proofErr w:type="spellEnd"/>
-      <w:r>
-        <w:rPr>
-          <w:rFonts w:ascii="Times New Roman" w:eastAsia="Times New Roman" w:hAnsi="Times New Roman" w:cs="Times New Roman"/>
-          <w:sz w:val="24"/>
-          <w:szCs w:val="24"/>
-          <w:lang w:eastAsia="en-US"/>
-        </w:rPr>
-        <w:t>") предназначен для исследования влияния аномальных наблюдений на точность прогнозирования в различных регрессионных моделях. Комплекс позволяет проводить сравнительный анализ устойчивости регрессионных методов к наличию аномалий в данных, а также оценивать эффективность различных алгоритмов машинного обучения для обнаружения и удаления выбросов.</w:t>
+        <w:t>Программный комплекс для исследования влияния аномальных наблюдений на точность прогнозирования в регрессионных моделях (коротко, "MSnOutliers") предназначен для исследования влияния аномальных наблюдений на точность прогнозирования в различных регрессионных моделях. Комплекс позволяет проводить сравнительный анализ устойчивости регрессионных методов к наличию аномалий в данных, а также оценивать эффективность различных алгоритмов машинного обучения для обнаружения и удаления выбросов.</w:t>
       </w:r>
     </w:p>
     <w:p>
@@ -6016,27 +5951,7 @@
           <w:szCs w:val="24"/>
           <w:lang w:eastAsia="en-US"/>
         </w:rPr>
-        <w:t>Программный комплекс "</w:t>
-      </w:r>
-      <w:proofErr w:type="spellStart"/>
-      <w:r>
-        <w:rPr>
-          <w:rFonts w:ascii="Times New Roman" w:eastAsia="Times New Roman" w:hAnsi="Times New Roman" w:cs="Times New Roman"/>
-          <w:sz w:val="24"/>
-          <w:szCs w:val="24"/>
-          <w:lang w:eastAsia="en-US"/>
-        </w:rPr>
-        <w:t>MSnOutliers</w:t>
-      </w:r>
-      <w:proofErr w:type="spellEnd"/>
-      <w:r>
-        <w:rPr>
-          <w:rFonts w:ascii="Times New Roman" w:eastAsia="Times New Roman" w:hAnsi="Times New Roman" w:cs="Times New Roman"/>
-          <w:sz w:val="24"/>
-          <w:szCs w:val="24"/>
-          <w:lang w:eastAsia="en-US"/>
-        </w:rPr>
-        <w:t>" реализует следующие возможности:</w:t>
+        <w:t>Программный комплекс "MSnOutliers" реализует следующие возможности:</w:t>
       </w:r>
     </w:p>
     <w:p>
@@ -6234,27 +6149,7 @@
           <w:szCs w:val="24"/>
           <w:lang w:eastAsia="en-US"/>
         </w:rPr>
-        <w:t>Программный комплекс "</w:t>
-      </w:r>
-      <w:proofErr w:type="spellStart"/>
-      <w:r>
-        <w:rPr>
-          <w:rFonts w:ascii="Times New Roman" w:eastAsia="Times New Roman" w:hAnsi="Times New Roman" w:cs="Times New Roman"/>
-          <w:sz w:val="24"/>
-          <w:szCs w:val="24"/>
-          <w:lang w:eastAsia="en-US"/>
-        </w:rPr>
-        <w:t>MSnOutliers</w:t>
-      </w:r>
-      <w:proofErr w:type="spellEnd"/>
-      <w:r>
-        <w:rPr>
-          <w:rFonts w:ascii="Times New Roman" w:eastAsia="Times New Roman" w:hAnsi="Times New Roman" w:cs="Times New Roman"/>
-          <w:sz w:val="24"/>
-          <w:szCs w:val="24"/>
-          <w:lang w:eastAsia="en-US"/>
-        </w:rPr>
-        <w:t>" предназначен для школьников и студентов, проходящих подготовку по дисциплине “Математическая статистика” или каким-либо смежным с ней, а также преподавателей, читающих вышеупомянутые курсы.</w:t>
+        <w:t>Программный комплекс "MSnOutliers" предназначен для школьников и студентов, проходящих подготовку по дисциплине “Математическая статистика” или каким-либо смежным с ней, а также преподавателей, читающих вышеупомянутые курсы.</w:t>
       </w:r>
     </w:p>
     <w:p>
@@ -6345,27 +6240,7 @@
           <w:szCs w:val="24"/>
           <w:lang w:eastAsia="en-US"/>
         </w:rPr>
-        <w:t>Для эксплуатации программного комплекса "</w:t>
-      </w:r>
-      <w:proofErr w:type="spellStart"/>
-      <w:r>
-        <w:rPr>
-          <w:rFonts w:ascii="Times New Roman" w:eastAsia="Times New Roman" w:hAnsi="Times New Roman" w:cs="Times New Roman"/>
-          <w:sz w:val="24"/>
-          <w:szCs w:val="24"/>
-          <w:lang w:eastAsia="en-US"/>
-        </w:rPr>
-        <w:t>MSnOutliers</w:t>
-      </w:r>
-      <w:proofErr w:type="spellEnd"/>
-      <w:r>
-        <w:rPr>
-          <w:rFonts w:ascii="Times New Roman" w:eastAsia="Times New Roman" w:hAnsi="Times New Roman" w:cs="Times New Roman"/>
-          <w:sz w:val="24"/>
-          <w:szCs w:val="24"/>
-          <w:lang w:eastAsia="en-US"/>
-        </w:rPr>
-        <w:t>" должны использоваться следующие средства вычислительной техники (СВТ):</w:t>
+        <w:t>Для эксплуатации программного комплекса "MSnOutliers" должны использоваться следующие средства вычислительной техники (СВТ):</w:t>
       </w:r>
     </w:p>
     <w:p>
@@ -6416,25 +6291,7 @@
           <w:sz w:val="24"/>
           <w:szCs w:val="24"/>
         </w:rPr>
-        <w:t xml:space="preserve">Процессор: Intel Core i5 6-го поколения / AMD </w:t>
-      </w:r>
-      <w:proofErr w:type="spellStart"/>
-      <w:r>
-        <w:rPr>
-          <w:rFonts w:ascii="Times New Roman" w:eastAsia="Times New Roman" w:hAnsi="Times New Roman" w:cs="Times New Roman"/>
-          <w:sz w:val="24"/>
-          <w:szCs w:val="24"/>
-        </w:rPr>
-        <w:t>Ryzen</w:t>
-      </w:r>
-      <w:proofErr w:type="spellEnd"/>
-      <w:r>
-        <w:rPr>
-          <w:rFonts w:ascii="Times New Roman" w:eastAsia="Times New Roman" w:hAnsi="Times New Roman" w:cs="Times New Roman"/>
-          <w:sz w:val="24"/>
-          <w:szCs w:val="24"/>
-        </w:rPr>
-        <w:t xml:space="preserve"> 5 1-го поколения / Apple Silicon (M1/M2/M3) или аналогичный.</w:t>
+        <w:t>Процессор: Intel Core i5 6-го поколения / AMD Ryzen 5 1-го поколения / Apple Silicon (M1/M2/M3) или аналогичный.</w:t>
       </w:r>
     </w:p>
     <w:p>
@@ -6650,27 +6507,7 @@
           <w:szCs w:val="24"/>
           <w:lang w:eastAsia="en-US"/>
         </w:rPr>
-        <w:t>Для эксплуатации программного комплекса "</w:t>
-      </w:r>
-      <w:proofErr w:type="spellStart"/>
-      <w:r>
-        <w:rPr>
-          <w:rFonts w:ascii="Times New Roman" w:eastAsia="Times New Roman" w:hAnsi="Times New Roman" w:cs="Times New Roman"/>
-          <w:sz w:val="24"/>
-          <w:szCs w:val="24"/>
-          <w:lang w:eastAsia="en-US"/>
-        </w:rPr>
-        <w:t>MSnOutliers</w:t>
-      </w:r>
-      <w:proofErr w:type="spellEnd"/>
-      <w:r>
-        <w:rPr>
-          <w:rFonts w:ascii="Times New Roman" w:eastAsia="Times New Roman" w:hAnsi="Times New Roman" w:cs="Times New Roman"/>
-          <w:sz w:val="24"/>
-          <w:szCs w:val="24"/>
-          <w:lang w:eastAsia="en-US"/>
-        </w:rPr>
-        <w:t>" необходимо следующее программное обеспечение, устанавливаемое на АРМ оператора:</w:t>
+        <w:t>Для эксплуатации программного комплекса "MSnOutliers" необходимо следующее программное обеспечение, устанавливаемое на АРМ оператора:</w:t>
       </w:r>
     </w:p>
     <w:p>
@@ -6745,43 +6582,7 @@
           <w:sz w:val="24"/>
           <w:szCs w:val="24"/>
         </w:rPr>
-        <w:t xml:space="preserve">Apple </w:t>
-      </w:r>
-      <w:proofErr w:type="spellStart"/>
-      <w:r>
-        <w:rPr>
-          <w:rFonts w:ascii="Times New Roman" w:eastAsia="Times New Roman" w:hAnsi="Times New Roman" w:cs="Times New Roman"/>
-          <w:sz w:val="24"/>
-          <w:szCs w:val="24"/>
-        </w:rPr>
-        <w:t>macOS</w:t>
-      </w:r>
-      <w:proofErr w:type="spellEnd"/>
-      <w:r>
-        <w:rPr>
-          <w:rFonts w:ascii="Times New Roman" w:eastAsia="Times New Roman" w:hAnsi="Times New Roman" w:cs="Times New Roman"/>
-          <w:sz w:val="24"/>
-          <w:szCs w:val="24"/>
-        </w:rPr>
-        <w:t xml:space="preserve"> версии не ниже 11 "Big </w:t>
-      </w:r>
-      <w:proofErr w:type="spellStart"/>
-      <w:r>
-        <w:rPr>
-          <w:rFonts w:ascii="Times New Roman" w:eastAsia="Times New Roman" w:hAnsi="Times New Roman" w:cs="Times New Roman"/>
-          <w:sz w:val="24"/>
-          <w:szCs w:val="24"/>
-        </w:rPr>
-        <w:t>Sur</w:t>
-      </w:r>
-      <w:proofErr w:type="spellEnd"/>
-      <w:r>
-        <w:rPr>
-          <w:rFonts w:ascii="Times New Roman" w:eastAsia="Times New Roman" w:hAnsi="Times New Roman" w:cs="Times New Roman"/>
-          <w:sz w:val="24"/>
-          <w:szCs w:val="24"/>
-        </w:rPr>
-        <w:t>".</w:t>
+        <w:t>Apple macOS версии не ниже 11 "Big Sur".</w:t>
       </w:r>
     </w:p>
     <w:p>
@@ -6806,43 +6607,48 @@
           <w:sz w:val="24"/>
           <w:szCs w:val="24"/>
         </w:rPr>
-        <w:t xml:space="preserve">Linux (дистрибутивы Ubuntu 20.04 LTS и выше, </w:t>
-      </w:r>
-      <w:proofErr w:type="spellStart"/>
-      <w:r>
-        <w:rPr>
-          <w:rFonts w:ascii="Times New Roman" w:eastAsia="Times New Roman" w:hAnsi="Times New Roman" w:cs="Times New Roman"/>
-          <w:sz w:val="24"/>
-          <w:szCs w:val="24"/>
-        </w:rPr>
-        <w:t>Fedora</w:t>
-      </w:r>
-      <w:proofErr w:type="spellEnd"/>
-      <w:r>
-        <w:rPr>
-          <w:rFonts w:ascii="Times New Roman" w:eastAsia="Times New Roman" w:hAnsi="Times New Roman" w:cs="Times New Roman"/>
-          <w:sz w:val="24"/>
-          <w:szCs w:val="24"/>
-        </w:rPr>
-        <w:t xml:space="preserve"> 34 и выше, или другие с поддержкой </w:t>
-      </w:r>
-      <w:proofErr w:type="spellStart"/>
-      <w:r>
-        <w:rPr>
-          <w:rFonts w:ascii="Times New Roman" w:eastAsia="Times New Roman" w:hAnsi="Times New Roman" w:cs="Times New Roman"/>
-          <w:sz w:val="24"/>
-          <w:szCs w:val="24"/>
+        <w:t>Linux (дистрибутивы Ubuntu 20.04 LTS и выше, Fedora 34 и выше, или другие с поддержкой Qt 6.x</w:t>
+      </w:r>
+      <w:r>
+        <w:rPr>
+          <w:rFonts w:ascii="Times New Roman" w:eastAsia="Times New Roman" w:hAnsi="Times New Roman" w:cs="Times New Roman"/>
+          <w:sz w:val="24"/>
+          <w:szCs w:val="24"/>
+        </w:rPr>
+        <w:t xml:space="preserve"> и </w:t>
+      </w:r>
+      <w:r>
+        <w:rPr>
+          <w:rFonts w:ascii="Times New Roman" w:eastAsia="Times New Roman" w:hAnsi="Times New Roman" w:cs="Times New Roman"/>
+          <w:sz w:val="24"/>
+          <w:szCs w:val="24"/>
+          <w:lang w:val="en-US"/>
         </w:rPr>
         <w:t>Qt</w:t>
       </w:r>
-      <w:proofErr w:type="spellEnd"/>
-      <w:r>
-        <w:rPr>
-          <w:rFonts w:ascii="Times New Roman" w:eastAsia="Times New Roman" w:hAnsi="Times New Roman" w:cs="Times New Roman"/>
-          <w:sz w:val="24"/>
-          <w:szCs w:val="24"/>
-        </w:rPr>
-        <w:t xml:space="preserve"> 6.x).</w:t>
+      <w:r>
+        <w:rPr>
+          <w:rFonts w:ascii="Times New Roman" w:eastAsia="Times New Roman" w:hAnsi="Times New Roman" w:cs="Times New Roman"/>
+          <w:sz w:val="24"/>
+          <w:szCs w:val="24"/>
+        </w:rPr>
+        <w:t xml:space="preserve"> 5.</w:t>
+      </w:r>
+      <w:r>
+        <w:rPr>
+          <w:rFonts w:ascii="Times New Roman" w:eastAsia="Times New Roman" w:hAnsi="Times New Roman" w:cs="Times New Roman"/>
+          <w:sz w:val="24"/>
+          <w:szCs w:val="24"/>
+        </w:rPr>
+        <w:t>15</w:t>
+      </w:r>
+      <w:r>
+        <w:rPr>
+          <w:rFonts w:ascii="Times New Roman" w:eastAsia="Times New Roman" w:hAnsi="Times New Roman" w:cs="Times New Roman"/>
+          <w:sz w:val="24"/>
+          <w:szCs w:val="24"/>
+        </w:rPr>
+        <w:t>).</w:t>
       </w:r>
     </w:p>
     <w:p>
@@ -6888,7 +6694,6 @@
           <w:lang w:eastAsia="en-US"/>
         </w:rPr>
       </w:pPr>
-      <w:proofErr w:type="spellStart"/>
       <w:r>
         <w:rPr>
           <w:rFonts w:ascii="Times New Roman" w:eastAsia="Times New Roman" w:hAnsi="Times New Roman" w:cs="Times New Roman"/>
@@ -6896,9 +6701,17 @@
           <w:szCs w:val="24"/>
           <w:lang w:eastAsia="en-US"/>
         </w:rPr>
-        <w:t>Qt</w:t>
-      </w:r>
-      <w:proofErr w:type="spellEnd"/>
+        <w:t xml:space="preserve">Qt версии </w:t>
+      </w:r>
+      <w:r>
+        <w:rPr>
+          <w:rFonts w:ascii="Times New Roman" w:eastAsia="Times New Roman" w:hAnsi="Times New Roman" w:cs="Times New Roman"/>
+          <w:sz w:val="24"/>
+          <w:szCs w:val="24"/>
+          <w:lang w:val="en-US" w:eastAsia="en-US"/>
+        </w:rPr>
+        <w:t>5.15</w:t>
+      </w:r>
       <w:r>
         <w:rPr>
           <w:rFonts w:ascii="Times New Roman" w:eastAsia="Times New Roman" w:hAnsi="Times New Roman" w:cs="Times New Roman"/>
@@ -6906,7 +6719,7 @@
           <w:szCs w:val="24"/>
           <w:lang w:eastAsia="en-US"/>
         </w:rPr>
-        <w:t xml:space="preserve"> версии 6.2.3 или выше.</w:t>
+        <w:t xml:space="preserve"> или выше.</w:t>
       </w:r>
     </w:p>
     <w:p>
@@ -6933,27 +6746,7 @@
           <w:szCs w:val="24"/>
           <w:lang w:eastAsia="en-US"/>
         </w:rPr>
-        <w:t xml:space="preserve">Библиотека </w:t>
-      </w:r>
-      <w:proofErr w:type="spellStart"/>
-      <w:r>
-        <w:rPr>
-          <w:rFonts w:ascii="Times New Roman" w:eastAsia="Times New Roman" w:hAnsi="Times New Roman" w:cs="Times New Roman"/>
-          <w:sz w:val="24"/>
-          <w:szCs w:val="24"/>
-          <w:lang w:eastAsia="en-US"/>
-        </w:rPr>
-        <w:t>Eigen</w:t>
-      </w:r>
-      <w:proofErr w:type="spellEnd"/>
-      <w:r>
-        <w:rPr>
-          <w:rFonts w:ascii="Times New Roman" w:eastAsia="Times New Roman" w:hAnsi="Times New Roman" w:cs="Times New Roman"/>
-          <w:sz w:val="24"/>
-          <w:szCs w:val="24"/>
-          <w:lang w:eastAsia="en-US"/>
-        </w:rPr>
-        <w:t xml:space="preserve"> версии 3.4.0 или выше.</w:t>
+        <w:t>Библиотека Eigen версии 3.4.0 или выше.</w:t>
       </w:r>
     </w:p>
     <w:p>
@@ -6980,9 +6773,8 @@
           <w:szCs w:val="24"/>
           <w:lang w:eastAsia="en-US"/>
         </w:rPr>
-        <w:t xml:space="preserve">Библиотека </w:t>
-      </w:r>
-      <w:proofErr w:type="spellStart"/>
+        <w:t>Библиотека nlohmann/json версии 3.11.</w:t>
+      </w:r>
       <w:r>
         <w:rPr>
           <w:rFonts w:ascii="Times New Roman" w:eastAsia="Times New Roman" w:hAnsi="Times New Roman" w:cs="Times New Roman"/>
@@ -6990,9 +6782,8 @@
           <w:szCs w:val="24"/>
           <w:lang w:eastAsia="en-US"/>
         </w:rPr>
-        <w:t>nlohmann</w:t>
-      </w:r>
-      <w:proofErr w:type="spellEnd"/>
+        <w:t>3</w:t>
+      </w:r>
       <w:r>
         <w:rPr>
           <w:rFonts w:ascii="Times New Roman" w:eastAsia="Times New Roman" w:hAnsi="Times New Roman" w:cs="Times New Roman"/>
@@ -7000,27 +6791,7 @@
           <w:szCs w:val="24"/>
           <w:lang w:eastAsia="en-US"/>
         </w:rPr>
-        <w:t>/</w:t>
-      </w:r>
-      <w:proofErr w:type="spellStart"/>
-      <w:r>
-        <w:rPr>
-          <w:rFonts w:ascii="Times New Roman" w:eastAsia="Times New Roman" w:hAnsi="Times New Roman" w:cs="Times New Roman"/>
-          <w:sz w:val="24"/>
-          <w:szCs w:val="24"/>
-          <w:lang w:eastAsia="en-US"/>
-        </w:rPr>
-        <w:t>json</w:t>
-      </w:r>
-      <w:proofErr w:type="spellEnd"/>
-      <w:r>
-        <w:rPr>
-          <w:rFonts w:ascii="Times New Roman" w:eastAsia="Times New Roman" w:hAnsi="Times New Roman" w:cs="Times New Roman"/>
-          <w:sz w:val="24"/>
-          <w:szCs w:val="24"/>
-          <w:lang w:eastAsia="en-US"/>
-        </w:rPr>
-        <w:t xml:space="preserve"> версии 3.11.2 или выше.</w:t>
+        <w:t xml:space="preserve"> или выше.</w:t>
       </w:r>
     </w:p>
     <w:p>
@@ -7048,9 +6819,8 @@
           <w:lang w:eastAsia="en-US"/>
         </w:rPr>
         <w:lastRenderedPageBreak/>
-        <w:t xml:space="preserve">Python версии 3.9 или выше с библиотеками </w:t>
-      </w:r>
-      <w:proofErr w:type="spellStart"/>
+        <w:t>Python версии 3.9 или выше с библиотеками matplotlib версии 3.</w:t>
+      </w:r>
       <w:r>
         <w:rPr>
           <w:rFonts w:ascii="Times New Roman" w:eastAsia="Times New Roman" w:hAnsi="Times New Roman" w:cs="Times New Roman"/>
@@ -7058,9 +6828,8 @@
           <w:szCs w:val="24"/>
           <w:lang w:eastAsia="en-US"/>
         </w:rPr>
-        <w:t>matplotlib</w:t>
-      </w:r>
-      <w:proofErr w:type="spellEnd"/>
+        <w:t>10</w:t>
+      </w:r>
       <w:r>
         <w:rPr>
           <w:rFonts w:ascii="Times New Roman" w:eastAsia="Times New Roman" w:hAnsi="Times New Roman" w:cs="Times New Roman"/>
@@ -7068,9 +6837,8 @@
           <w:szCs w:val="24"/>
           <w:lang w:eastAsia="en-US"/>
         </w:rPr>
-        <w:t xml:space="preserve"> версии 3.5.1 или выше и </w:t>
-      </w:r>
-      <w:proofErr w:type="spellStart"/>
+        <w:t>.</w:t>
+      </w:r>
       <w:r>
         <w:rPr>
           <w:rFonts w:ascii="Times New Roman" w:eastAsia="Times New Roman" w:hAnsi="Times New Roman" w:cs="Times New Roman"/>
@@ -7078,9 +6846,8 @@
           <w:szCs w:val="24"/>
           <w:lang w:eastAsia="en-US"/>
         </w:rPr>
-        <w:t>numpy</w:t>
-      </w:r>
-      <w:proofErr w:type="spellEnd"/>
+        <w:t>3</w:t>
+      </w:r>
       <w:r>
         <w:rPr>
           <w:rFonts w:ascii="Times New Roman" w:eastAsia="Times New Roman" w:hAnsi="Times New Roman" w:cs="Times New Roman"/>
@@ -7088,7 +6855,34 @@
           <w:szCs w:val="24"/>
           <w:lang w:eastAsia="en-US"/>
         </w:rPr>
-        <w:t xml:space="preserve"> версии 1.22.3 или выше.</w:t>
+        <w:t xml:space="preserve"> или выше и numpy версии 1.</w:t>
+      </w:r>
+      <w:r>
+        <w:rPr>
+          <w:rFonts w:ascii="Times New Roman" w:eastAsia="Times New Roman" w:hAnsi="Times New Roman" w:cs="Times New Roman"/>
+          <w:sz w:val="24"/>
+          <w:szCs w:val="24"/>
+          <w:lang w:eastAsia="en-US"/>
+        </w:rPr>
+        <w:t>25.</w:t>
+      </w:r>
+      <w:r>
+        <w:rPr>
+          <w:rFonts w:ascii="Times New Roman" w:eastAsia="Times New Roman" w:hAnsi="Times New Roman" w:cs="Times New Roman"/>
+          <w:sz w:val="24"/>
+          <w:szCs w:val="24"/>
+          <w:lang w:val="en-US" w:eastAsia="en-US"/>
+        </w:rPr>
+        <w:t>0</w:t>
+      </w:r>
+      <w:r>
+        <w:rPr>
+          <w:rFonts w:ascii="Times New Roman" w:eastAsia="Times New Roman" w:hAnsi="Times New Roman" w:cs="Times New Roman"/>
+          <w:sz w:val="24"/>
+          <w:szCs w:val="24"/>
+          <w:lang w:eastAsia="en-US"/>
+        </w:rPr>
+        <w:t xml:space="preserve"> или выше.</w:t>
       </w:r>
     </w:p>
     <w:p>
@@ -7135,7 +6929,6 @@
           <w:lang w:eastAsia="en-US"/>
         </w:rPr>
       </w:pPr>
-      <w:proofErr w:type="spellStart"/>
       <w:r>
         <w:rPr>
           <w:rFonts w:ascii="Times New Roman" w:eastAsia="Times New Roman" w:hAnsi="Times New Roman" w:cs="Times New Roman"/>
@@ -7143,17 +6936,7 @@
           <w:szCs w:val="24"/>
           <w:lang w:eastAsia="en-US"/>
         </w:rPr>
-        <w:t>CMake</w:t>
-      </w:r>
-      <w:proofErr w:type="spellEnd"/>
-      <w:r>
-        <w:rPr>
-          <w:rFonts w:ascii="Times New Roman" w:eastAsia="Times New Roman" w:hAnsi="Times New Roman" w:cs="Times New Roman"/>
-          <w:sz w:val="24"/>
-          <w:szCs w:val="24"/>
-          <w:lang w:eastAsia="en-US"/>
-        </w:rPr>
-        <w:t xml:space="preserve"> версии 3.14 или выше.</w:t>
+        <w:t>CMake версии 3.14 или выше.</w:t>
       </w:r>
     </w:p>
     <w:p>
@@ -7227,7 +7010,6 @@
           <w:lang w:eastAsia="en-US"/>
         </w:rPr>
       </w:pPr>
-      <w:proofErr w:type="spellStart"/>
       <w:r>
         <w:rPr>
           <w:rFonts w:ascii="Times New Roman" w:eastAsia="Times New Roman" w:hAnsi="Times New Roman" w:cs="Times New Roman"/>
@@ -7235,37 +7017,7 @@
           <w:szCs w:val="24"/>
           <w:lang w:eastAsia="en-US"/>
         </w:rPr>
-        <w:t>Clang</w:t>
-      </w:r>
-      <w:proofErr w:type="spellEnd"/>
-      <w:r>
-        <w:rPr>
-          <w:rFonts w:ascii="Times New Roman" w:eastAsia="Times New Roman" w:hAnsi="Times New Roman" w:cs="Times New Roman"/>
-          <w:sz w:val="24"/>
-          <w:szCs w:val="24"/>
-          <w:lang w:eastAsia="en-US"/>
-        </w:rPr>
-        <w:t xml:space="preserve"> 13.0.0 или выше (для </w:t>
-      </w:r>
-      <w:proofErr w:type="spellStart"/>
-      <w:r>
-        <w:rPr>
-          <w:rFonts w:ascii="Times New Roman" w:eastAsia="Times New Roman" w:hAnsi="Times New Roman" w:cs="Times New Roman"/>
-          <w:sz w:val="24"/>
-          <w:szCs w:val="24"/>
-          <w:lang w:eastAsia="en-US"/>
-        </w:rPr>
-        <w:t>macOS</w:t>
-      </w:r>
-      <w:proofErr w:type="spellEnd"/>
-      <w:r>
-        <w:rPr>
-          <w:rFonts w:ascii="Times New Roman" w:eastAsia="Times New Roman" w:hAnsi="Times New Roman" w:cs="Times New Roman"/>
-          <w:sz w:val="24"/>
-          <w:szCs w:val="24"/>
-          <w:lang w:eastAsia="en-US"/>
-        </w:rPr>
-        <w:t>).</w:t>
+        <w:t>Clang 13.0.0 или выше (для macOS).</w:t>
       </w:r>
     </w:p>
     <w:p>
@@ -7328,27 +7080,7 @@
           <w:szCs w:val="24"/>
           <w:lang w:eastAsia="en-US"/>
         </w:rPr>
-        <w:t>К эксплуатации программного комплекса "</w:t>
-      </w:r>
-      <w:proofErr w:type="spellStart"/>
-      <w:r>
-        <w:rPr>
-          <w:rFonts w:ascii="Times New Roman" w:eastAsia="Times New Roman" w:hAnsi="Times New Roman" w:cs="Times New Roman"/>
-          <w:sz w:val="24"/>
-          <w:szCs w:val="24"/>
-          <w:lang w:eastAsia="en-US"/>
-        </w:rPr>
-        <w:t>MSnOutliers</w:t>
-      </w:r>
-      <w:proofErr w:type="spellEnd"/>
-      <w:r>
-        <w:rPr>
-          <w:rFonts w:ascii="Times New Roman" w:eastAsia="Times New Roman" w:hAnsi="Times New Roman" w:cs="Times New Roman"/>
-          <w:sz w:val="24"/>
-          <w:szCs w:val="24"/>
-          <w:lang w:eastAsia="en-US"/>
-        </w:rPr>
-        <w:t>" допускаются операторы:</w:t>
+        <w:t>К эксплуатации программного комплекса "MSnOutliers" допускаются операторы:</w:t>
       </w:r>
     </w:p>
     <w:p>
@@ -7578,38 +7310,7 @@
           <w:sz w:val="24"/>
           <w:szCs w:val="24"/>
         </w:rPr>
-        <w:t xml:space="preserve">Основное взаимодействие с программным комплексом происходит через пользовательский интерфейс. В процессе работы комплекса генерируются файлы </w:t>
-      </w:r>
-      <w:proofErr w:type="gramStart"/>
-      <w:r>
-        <w:rPr>
-          <w:rFonts w:ascii="Times New Roman" w:eastAsia="Times New Roman" w:hAnsi="Times New Roman" w:cs="Times New Roman"/>
-          <w:color w:val="000000"/>
-          <w:sz w:val="24"/>
-          <w:szCs w:val="24"/>
-        </w:rPr>
-        <w:t>типа .</w:t>
-      </w:r>
-      <w:proofErr w:type="spellStart"/>
-      <w:r>
-        <w:rPr>
-          <w:rFonts w:ascii="Times New Roman" w:eastAsia="Times New Roman" w:hAnsi="Times New Roman" w:cs="Times New Roman"/>
-          <w:color w:val="000000"/>
-          <w:sz w:val="24"/>
-          <w:szCs w:val="24"/>
-        </w:rPr>
-        <w:t>json</w:t>
-      </w:r>
-      <w:proofErr w:type="spellEnd"/>
-      <w:proofErr w:type="gramEnd"/>
-      <w:r>
-        <w:rPr>
-          <w:rFonts w:ascii="Times New Roman" w:eastAsia="Times New Roman" w:hAnsi="Times New Roman" w:cs="Times New Roman"/>
-          <w:color w:val="000000"/>
-          <w:sz w:val="24"/>
-          <w:szCs w:val="24"/>
-        </w:rPr>
-        <w:t>, при работе с комплексом нужно убедиться, что файлы генерируются внутри каталога с исходным кодом программного комплекса.</w:t>
+        <w:t>Основное взаимодействие с программным комплексом происходит через пользовательский интерфейс. В процессе работы комплекса генерируются файлы типа .json, при работе с комплексом нужно убедиться, что файлы генерируются внутри каталога с исходным кодом программного комплекса.</w:t>
       </w:r>
     </w:p>
     <w:p>
@@ -7643,25 +7344,7 @@
           <w:sz w:val="24"/>
           <w:szCs w:val="24"/>
         </w:rPr>
-        <w:t xml:space="preserve">Для сборки проекта используется система </w:t>
-      </w:r>
-      <w:proofErr w:type="spellStart"/>
-      <w:r>
-        <w:rPr>
-          <w:rFonts w:ascii="Times New Roman" w:hAnsi="Times New Roman" w:cs="Times New Roman"/>
-          <w:sz w:val="24"/>
-          <w:szCs w:val="24"/>
-        </w:rPr>
-        <w:t>CMake</w:t>
-      </w:r>
-      <w:proofErr w:type="spellEnd"/>
-      <w:r>
-        <w:rPr>
-          <w:rFonts w:ascii="Times New Roman" w:hAnsi="Times New Roman" w:cs="Times New Roman"/>
-          <w:sz w:val="24"/>
-          <w:szCs w:val="24"/>
-        </w:rPr>
-        <w:t>. Подробная инструкция к тому, как именно собирать программный комплекс, содержится в файле README.md. В этом файле описано следующее:</w:t>
+        <w:t>Для сборки проекта используется система CMake. Подробная инструкция к тому, как именно собирать программный комплекс, содержится в файле README.md. В этом файле описано следующее:</w:t>
       </w:r>
     </w:p>
     <w:p>
@@ -7701,43 +7384,7 @@
           <w:sz w:val="24"/>
           <w:szCs w:val="24"/>
         </w:rPr>
-        <w:t xml:space="preserve">2. В активированной среде необходимо скачать библиотеки </w:t>
-      </w:r>
-      <w:proofErr w:type="spellStart"/>
-      <w:r>
-        <w:rPr>
-          <w:rFonts w:ascii="Times New Roman" w:hAnsi="Times New Roman" w:cs="Times New Roman"/>
-          <w:sz w:val="24"/>
-          <w:szCs w:val="24"/>
-        </w:rPr>
-        <w:t>numpy</w:t>
-      </w:r>
-      <w:proofErr w:type="spellEnd"/>
-      <w:r>
-        <w:rPr>
-          <w:rFonts w:ascii="Times New Roman" w:hAnsi="Times New Roman" w:cs="Times New Roman"/>
-          <w:sz w:val="24"/>
-          <w:szCs w:val="24"/>
-        </w:rPr>
-        <w:t xml:space="preserve"> и </w:t>
-      </w:r>
-      <w:proofErr w:type="spellStart"/>
-      <w:r>
-        <w:rPr>
-          <w:rFonts w:ascii="Times New Roman" w:hAnsi="Times New Roman" w:cs="Times New Roman"/>
-          <w:sz w:val="24"/>
-          <w:szCs w:val="24"/>
-        </w:rPr>
-        <w:t>matplotlib</w:t>
-      </w:r>
-      <w:proofErr w:type="spellEnd"/>
-      <w:r>
-        <w:rPr>
-          <w:rFonts w:ascii="Times New Roman" w:hAnsi="Times New Roman" w:cs="Times New Roman"/>
-          <w:sz w:val="24"/>
-          <w:szCs w:val="24"/>
-        </w:rPr>
-        <w:t xml:space="preserve"> для корректной работы блока отрисовки данных.</w:t>
+        <w:t>2. В активированной среде необходимо скачать библиотеки numpy и matplotlib для корректной работы блока отрисовки данных.</w:t>
       </w:r>
     </w:p>
     <w:p>
@@ -7757,25 +7404,7 @@
           <w:sz w:val="24"/>
           <w:szCs w:val="24"/>
         </w:rPr>
-        <w:t xml:space="preserve">3. Необходимо из корневой директории проекта запустить сборку с помощью </w:t>
-      </w:r>
-      <w:proofErr w:type="spellStart"/>
-      <w:r>
-        <w:rPr>
-          <w:rFonts w:ascii="Times New Roman" w:hAnsi="Times New Roman" w:cs="Times New Roman"/>
-          <w:sz w:val="24"/>
-          <w:szCs w:val="24"/>
-        </w:rPr>
-        <w:t>CMake</w:t>
-      </w:r>
-      <w:proofErr w:type="spellEnd"/>
-      <w:r>
-        <w:rPr>
-          <w:rFonts w:ascii="Times New Roman" w:hAnsi="Times New Roman" w:cs="Times New Roman"/>
-          <w:sz w:val="24"/>
-          <w:szCs w:val="24"/>
-        </w:rPr>
-        <w:t>. В процессе сборки будут собраны бинарные файлы для каждого из блоков программного комплекса.</w:t>
+        <w:t>3. Необходимо из корневой директории проекта запустить сборку с помощью CMake. В процессе сборки будут собраны бинарные файлы для каждого из блоков программного комплекса.</w:t>
       </w:r>
     </w:p>
     <w:p>
@@ -7795,25 +7424,7 @@
           <w:sz w:val="24"/>
           <w:szCs w:val="24"/>
         </w:rPr>
-        <w:t xml:space="preserve">4. Далее, для взаимодействия с комплексом через интерфейс, необходимо запустить бинарный файл </w:t>
-      </w:r>
-      <w:proofErr w:type="spellStart"/>
-      <w:r>
-        <w:rPr>
-          <w:rFonts w:ascii="Times New Roman" w:hAnsi="Times New Roman" w:cs="Times New Roman"/>
-          <w:sz w:val="24"/>
-          <w:szCs w:val="24"/>
-        </w:rPr>
-        <w:t>ui</w:t>
-      </w:r>
-      <w:proofErr w:type="spellEnd"/>
-      <w:r>
-        <w:rPr>
-          <w:rFonts w:ascii="Times New Roman" w:hAnsi="Times New Roman" w:cs="Times New Roman"/>
-          <w:sz w:val="24"/>
-          <w:szCs w:val="24"/>
-        </w:rPr>
-        <w:t>.</w:t>
+        <w:t>4. Далее, для взаимодействия с комплексом через интерфейс, необходимо запустить бинарный файл ui.</w:t>
       </w:r>
     </w:p>
     <w:p>
@@ -7850,252 +7461,16 @@
           <w:sz w:val="24"/>
           <w:szCs w:val="24"/>
         </w:rPr>
-        <w:t>Взаимодействие с приложением происходит через UI. При запуске приложения пользователь попадает на главный экран. На главном экране доступно 4 кнопки. По нажатии на кнопку «</w:t>
-      </w:r>
-      <w:proofErr w:type="spellStart"/>
+        <w:t xml:space="preserve">Взаимодействие с приложением происходит через UI. При запуске приложения пользователь попадает на главный экран. На главном экране доступно 4 кнопки. По нажатии на кнопку «Create model», пользователь переходит на экран генерации модели, где вводит желаемые параметры модели. Одним из параметров является путь до файла с данными, на котором предполагается запускать ту или иную модель — если файла по выбранному пути нет, это поле будет оставлено пустым. При этом будет создано окно с сообщением об ошибке поиска файла и уведомлением о том, что путь до данных будет оставлено пустым. После создания модели на главном экране в </w:t>
+      </w:r>
       <w:r>
         <w:rPr>
           <w:rFonts w:ascii="Times New Roman" w:hAnsi="Times New Roman" w:cs="Times New Roman"/>
           <w:sz w:val="24"/>
           <w:szCs w:val="24"/>
         </w:rPr>
-        <w:t>Create</w:t>
-      </w:r>
-      <w:proofErr w:type="spellEnd"/>
-      <w:r>
-        <w:rPr>
-          <w:rFonts w:ascii="Times New Roman" w:hAnsi="Times New Roman" w:cs="Times New Roman"/>
-          <w:sz w:val="24"/>
-          <w:szCs w:val="24"/>
-        </w:rPr>
-        <w:t xml:space="preserve"> </w:t>
-      </w:r>
-      <w:proofErr w:type="spellStart"/>
-      <w:r>
-        <w:rPr>
-          <w:rFonts w:ascii="Times New Roman" w:hAnsi="Times New Roman" w:cs="Times New Roman"/>
-          <w:sz w:val="24"/>
-          <w:szCs w:val="24"/>
-        </w:rPr>
-        <w:t>model</w:t>
-      </w:r>
-      <w:proofErr w:type="spellEnd"/>
-      <w:r>
-        <w:rPr>
-          <w:rFonts w:ascii="Times New Roman" w:hAnsi="Times New Roman" w:cs="Times New Roman"/>
-          <w:sz w:val="24"/>
-          <w:szCs w:val="24"/>
-        </w:rPr>
-        <w:t xml:space="preserve">», пользователь переходит на экран генерации модели, где вводит желаемые параметры модели. Одним из параметров является путь до файла с данными, на котором предполагается запускать ту или иную модель — если файла по выбранному пути нет, это поле будет оставлено пустым. При этом будет создано окно с сообщением об ошибке поиска файла и уведомлением о том, что путь до данных будет оставлено пустым. После создания модели на главном экране в </w:t>
-      </w:r>
-      <w:r>
-        <w:rPr>
-          <w:rFonts w:ascii="Times New Roman" w:hAnsi="Times New Roman" w:cs="Times New Roman"/>
-          <w:sz w:val="24"/>
-          <w:szCs w:val="24"/>
-        </w:rPr>
         <w:lastRenderedPageBreak/>
-        <w:t>таблице моделей в текущей сессии появляется новая модель. По нажатии на кнопку «</w:t>
-      </w:r>
-      <w:proofErr w:type="spellStart"/>
-      <w:r>
-        <w:rPr>
-          <w:rFonts w:ascii="Times New Roman" w:hAnsi="Times New Roman" w:cs="Times New Roman"/>
-          <w:sz w:val="24"/>
-          <w:szCs w:val="24"/>
-        </w:rPr>
-        <w:t>Dump</w:t>
-      </w:r>
-      <w:proofErr w:type="spellEnd"/>
-      <w:r>
-        <w:rPr>
-          <w:rFonts w:ascii="Times New Roman" w:hAnsi="Times New Roman" w:cs="Times New Roman"/>
-          <w:sz w:val="24"/>
-          <w:szCs w:val="24"/>
-        </w:rPr>
-        <w:t xml:space="preserve"> </w:t>
-      </w:r>
-      <w:proofErr w:type="spellStart"/>
-      <w:r>
-        <w:rPr>
-          <w:rFonts w:ascii="Times New Roman" w:hAnsi="Times New Roman" w:cs="Times New Roman"/>
-          <w:sz w:val="24"/>
-          <w:szCs w:val="24"/>
-        </w:rPr>
-        <w:t>models</w:t>
-      </w:r>
-      <w:proofErr w:type="spellEnd"/>
-      <w:r>
-        <w:rPr>
-          <w:rFonts w:ascii="Times New Roman" w:hAnsi="Times New Roman" w:cs="Times New Roman"/>
-          <w:sz w:val="24"/>
-          <w:szCs w:val="24"/>
-        </w:rPr>
-        <w:t xml:space="preserve">» происходит генерация JSON-файла с названием </w:t>
-      </w:r>
-      <w:proofErr w:type="spellStart"/>
-      <w:proofErr w:type="gramStart"/>
-      <w:r>
-        <w:rPr>
-          <w:rFonts w:ascii="Times New Roman" w:hAnsi="Times New Roman" w:cs="Times New Roman"/>
-          <w:sz w:val="24"/>
-          <w:szCs w:val="24"/>
-        </w:rPr>
-        <w:t>models.json</w:t>
-      </w:r>
-      <w:proofErr w:type="spellEnd"/>
-      <w:proofErr w:type="gramEnd"/>
-      <w:r>
-        <w:rPr>
-          <w:rFonts w:ascii="Times New Roman" w:hAnsi="Times New Roman" w:cs="Times New Roman"/>
-          <w:sz w:val="24"/>
-          <w:szCs w:val="24"/>
-        </w:rPr>
-        <w:t xml:space="preserve"> с описанием моделей в текущей сессии. При этом будет выведено сообщение о том, что файл с моделями был сгенерирован и будет указан путь до этого файла. При нажатии на кнопку «</w:t>
-      </w:r>
-      <w:proofErr w:type="spellStart"/>
-      <w:r>
-        <w:rPr>
-          <w:rFonts w:ascii="Times New Roman" w:hAnsi="Times New Roman" w:cs="Times New Roman"/>
-          <w:sz w:val="24"/>
-          <w:szCs w:val="24"/>
-        </w:rPr>
-        <w:t>Run</w:t>
-      </w:r>
-      <w:proofErr w:type="spellEnd"/>
-      <w:r>
-        <w:rPr>
-          <w:rFonts w:ascii="Times New Roman" w:hAnsi="Times New Roman" w:cs="Times New Roman"/>
-          <w:sz w:val="24"/>
-          <w:szCs w:val="24"/>
-        </w:rPr>
-        <w:t xml:space="preserve"> </w:t>
-      </w:r>
-      <w:proofErr w:type="spellStart"/>
-      <w:r>
-        <w:rPr>
-          <w:rFonts w:ascii="Times New Roman" w:hAnsi="Times New Roman" w:cs="Times New Roman"/>
-          <w:sz w:val="24"/>
-          <w:szCs w:val="24"/>
-        </w:rPr>
-        <w:t>on</w:t>
-      </w:r>
-      <w:proofErr w:type="spellEnd"/>
-      <w:r>
-        <w:rPr>
-          <w:rFonts w:ascii="Times New Roman" w:hAnsi="Times New Roman" w:cs="Times New Roman"/>
-          <w:sz w:val="24"/>
-          <w:szCs w:val="24"/>
-        </w:rPr>
-        <w:t xml:space="preserve"> </w:t>
-      </w:r>
-      <w:proofErr w:type="spellStart"/>
-      <w:r>
-        <w:rPr>
-          <w:rFonts w:ascii="Times New Roman" w:hAnsi="Times New Roman" w:cs="Times New Roman"/>
-          <w:sz w:val="24"/>
-          <w:szCs w:val="24"/>
-        </w:rPr>
-        <w:t>models</w:t>
-      </w:r>
-      <w:proofErr w:type="spellEnd"/>
-      <w:r>
-        <w:rPr>
-          <w:rFonts w:ascii="Times New Roman" w:hAnsi="Times New Roman" w:cs="Times New Roman"/>
-          <w:sz w:val="24"/>
-          <w:szCs w:val="24"/>
-        </w:rPr>
-        <w:t xml:space="preserve">» происходит запуск модуля </w:t>
-      </w:r>
-      <w:proofErr w:type="spellStart"/>
-      <w:r>
-        <w:rPr>
-          <w:rFonts w:ascii="Times New Roman" w:hAnsi="Times New Roman" w:cs="Times New Roman"/>
-          <w:sz w:val="24"/>
-          <w:szCs w:val="24"/>
-        </w:rPr>
-        <w:t>Main</w:t>
-      </w:r>
-      <w:proofErr w:type="spellEnd"/>
-      <w:r>
-        <w:rPr>
-          <w:rFonts w:ascii="Times New Roman" w:hAnsi="Times New Roman" w:cs="Times New Roman"/>
-          <w:sz w:val="24"/>
-          <w:szCs w:val="24"/>
-        </w:rPr>
-        <w:t xml:space="preserve">, если файла с описанием моделей нет — появляется окно с сообщением об ошибке. Результатом работы модуля </w:t>
-      </w:r>
-      <w:proofErr w:type="spellStart"/>
-      <w:r>
-        <w:rPr>
-          <w:rFonts w:ascii="Times New Roman" w:hAnsi="Times New Roman" w:cs="Times New Roman"/>
-          <w:sz w:val="24"/>
-          <w:szCs w:val="24"/>
-        </w:rPr>
-        <w:t>Main</w:t>
-      </w:r>
-      <w:proofErr w:type="spellEnd"/>
-      <w:r>
-        <w:rPr>
-          <w:rFonts w:ascii="Times New Roman" w:hAnsi="Times New Roman" w:cs="Times New Roman"/>
-          <w:sz w:val="24"/>
-          <w:szCs w:val="24"/>
-        </w:rPr>
-        <w:t xml:space="preserve"> является генерация </w:t>
-      </w:r>
-      <w:proofErr w:type="spellStart"/>
-      <w:r>
-        <w:rPr>
-          <w:rFonts w:ascii="Times New Roman" w:hAnsi="Times New Roman" w:cs="Times New Roman"/>
-          <w:sz w:val="24"/>
-          <w:szCs w:val="24"/>
-        </w:rPr>
-        <w:t>json</w:t>
-      </w:r>
-      <w:proofErr w:type="spellEnd"/>
-      <w:r>
-        <w:rPr>
-          <w:rFonts w:ascii="Times New Roman" w:hAnsi="Times New Roman" w:cs="Times New Roman"/>
-          <w:sz w:val="24"/>
-          <w:szCs w:val="24"/>
-        </w:rPr>
-        <w:t>-файлов с описанием результатов работы программного комплекса. Каждый файл описывает результаты работы модели из списка, полученного на предыдущем этапе. Далее эти файлы попадают в блок отрисовки, где по ним генерируются графики. Графики помещаются на экран визуализации данных и выводятся для ознакомления пользователю. При нажатии на кнопку «</w:t>
-      </w:r>
-      <w:proofErr w:type="spellStart"/>
-      <w:r>
-        <w:rPr>
-          <w:rFonts w:ascii="Times New Roman" w:hAnsi="Times New Roman" w:cs="Times New Roman"/>
-          <w:sz w:val="24"/>
-          <w:szCs w:val="24"/>
-        </w:rPr>
-        <w:t>Generate</w:t>
-      </w:r>
-      <w:proofErr w:type="spellEnd"/>
-      <w:r>
-        <w:rPr>
-          <w:rFonts w:ascii="Times New Roman" w:hAnsi="Times New Roman" w:cs="Times New Roman"/>
-          <w:sz w:val="24"/>
-          <w:szCs w:val="24"/>
-        </w:rPr>
-        <w:t xml:space="preserve"> </w:t>
-      </w:r>
-      <w:proofErr w:type="spellStart"/>
-      <w:r>
-        <w:rPr>
-          <w:rFonts w:ascii="Times New Roman" w:hAnsi="Times New Roman" w:cs="Times New Roman"/>
-          <w:sz w:val="24"/>
-          <w:szCs w:val="24"/>
-        </w:rPr>
-        <w:t>data</w:t>
-      </w:r>
-      <w:proofErr w:type="spellEnd"/>
-      <w:r>
-        <w:rPr>
-          <w:rFonts w:ascii="Times New Roman" w:hAnsi="Times New Roman" w:cs="Times New Roman"/>
-          <w:sz w:val="24"/>
-          <w:szCs w:val="24"/>
-        </w:rPr>
-        <w:t>» пользователь переходит на окно генерации данных. После ввода необходимых параметров генерации, запускает процесс регуляции, результатом которого является файл sample.csv. Эти данные могут использоваться пользователем в дальнейшем анализе методов.</w:t>
+        <w:t>таблице моделей в текущей сессии появляется новая модель. По нажатии на кнопку «Dump models» происходит генерация JSON-файла с названием models.json с описанием моделей в текущей сессии. При этом будет выведено сообщение о том, что файл с моделями был сгенерирован и будет указан путь до этого файла. При нажатии на кнопку «Run on models» происходит запуск модуля Main, если файла с описанием моделей нет — появляется окно с сообщением об ошибке. Результатом работы модуля Main является генерация json-файлов с описанием результатов работы программного комплекса. Каждый файл описывает результаты работы модели из списка, полученного на предыдущем этапе. Далее эти файлы попадают в блок отрисовки, где по ним генерируются графики. Графики помещаются на экран визуализации данных и выводятся для ознакомления пользователю. При нажатии на кнопку «Generate data» пользователь переходит на окно генерации данных. После ввода необходимых параметров генерации, запускает процесс регуляции, результатом которого является файл sample.csv. Эти данные могут использоваться пользователем в дальнейшем анализе методов.</w:t>
       </w:r>
     </w:p>
     <w:p>
@@ -8558,13 +7933,8 @@
         <w:ind w:left="851" w:hanging="567"/>
       </w:pPr>
       <w:bookmarkStart w:id="41" w:name="_Toc197989676"/>
-      <w:proofErr w:type="spellStart"/>
-      <w:r>
-        <w:t>Соообщение</w:t>
-      </w:r>
-      <w:proofErr w:type="spellEnd"/>
-      <w:r>
-        <w:t xml:space="preserve"> о том, что файл, переданный при генерации модели, не был найден</w:t>
+      <w:r>
+        <w:t>Соообщение о том, что файл, переданный при генерации модели, не был найден</w:t>
       </w:r>
       <w:bookmarkEnd w:id="41"/>
     </w:p>
@@ -8805,29 +8175,7 @@
           <w:sz w:val="24"/>
           <w:szCs w:val="24"/>
         </w:rPr>
-        <w:t xml:space="preserve">4.3 Сообщение о том, что файл с описанием моделей в рамках </w:t>
-      </w:r>
-      <w:proofErr w:type="spellStart"/>
-      <w:r>
-        <w:rPr>
-          <w:rFonts w:ascii="Times New Roman" w:eastAsia="Times New Roman" w:hAnsi="Times New Roman" w:cs="Times New Roman"/>
-          <w:b/>
-          <w:bCs/>
-          <w:sz w:val="24"/>
-          <w:szCs w:val="24"/>
-        </w:rPr>
-        <w:t>текщуей</w:t>
-      </w:r>
-      <w:proofErr w:type="spellEnd"/>
-      <w:r>
-        <w:rPr>
-          <w:rFonts w:ascii="Times New Roman" w:eastAsia="Times New Roman" w:hAnsi="Times New Roman" w:cs="Times New Roman"/>
-          <w:b/>
-          <w:bCs/>
-          <w:sz w:val="24"/>
-          <w:szCs w:val="24"/>
-        </w:rPr>
-        <w:t xml:space="preserve"> сессии, не был найден</w:t>
+        <w:t>4.3 Сообщение о том, что файл с описанием моделей в рамках текщуей сессии, не был найден</w:t>
       </w:r>
     </w:p>
     <w:p>
@@ -9511,20 +8859,8 @@
           <w:sz w:val="24"/>
           <w:szCs w:val="24"/>
         </w:rPr>
-        <w:t xml:space="preserve">4.8 Визуализация работы блока </w:t>
-      </w:r>
-      <w:proofErr w:type="spellStart"/>
-      <w:r>
-        <w:rPr>
-          <w:rFonts w:ascii="Times New Roman" w:eastAsia="Times New Roman" w:hAnsi="Times New Roman" w:cs="Times New Roman"/>
-          <w:b/>
-          <w:bCs/>
-          <w:sz w:val="24"/>
-          <w:szCs w:val="24"/>
-        </w:rPr>
-        <w:t>Main</w:t>
-      </w:r>
-      <w:proofErr w:type="spellEnd"/>
+        <w:t>4.8 Визуализация работы блока Main</w:t>
+      </w:r>
     </w:p>
     <w:p>
       <w:pPr>
@@ -14873,13 +14209,8 @@
             </w:tabs>
             <w:jc w:val="center"/>
           </w:pPr>
-          <w:proofErr w:type="spellStart"/>
           <w:r>
-            <w:t>Взам</w:t>
-          </w:r>
-          <w:proofErr w:type="spellEnd"/>
-          <w:r>
-            <w:t>. инв. №</w:t>
+            <w:t>Взам. инв. №</w:t>
           </w:r>
         </w:p>
       </w:tc>
@@ -14903,15 +14234,7 @@
             <w:jc w:val="center"/>
           </w:pPr>
           <w:r>
-            <w:t xml:space="preserve">Инв. № </w:t>
-          </w:r>
-          <w:proofErr w:type="spellStart"/>
-          <w:r>
-            <w:t>дубл</w:t>
-          </w:r>
-          <w:proofErr w:type="spellEnd"/>
-          <w:r>
-            <w:t>.</w:t>
+            <w:t>Инв. № дубл.</w:t>
           </w:r>
         </w:p>
       </w:tc>
@@ -15408,13 +14731,8 @@
             </w:tabs>
             <w:jc w:val="center"/>
           </w:pPr>
-          <w:proofErr w:type="spellStart"/>
           <w:r>
-            <w:t>Взам</w:t>
-          </w:r>
-          <w:proofErr w:type="spellEnd"/>
-          <w:r>
-            <w:t>. инв. №</w:t>
+            <w:t>Взам. инв. №</w:t>
           </w:r>
         </w:p>
       </w:tc>
@@ -15438,15 +14756,7 @@
             <w:jc w:val="center"/>
           </w:pPr>
           <w:r>
-            <w:t xml:space="preserve">Инв. № </w:t>
-          </w:r>
-          <w:proofErr w:type="spellStart"/>
-          <w:r>
-            <w:t>дубл</w:t>
-          </w:r>
-          <w:proofErr w:type="spellEnd"/>
-          <w:r>
-            <w:t>.</w:t>
+            <w:t>Инв. № дубл.</w:t>
           </w:r>
         </w:p>
       </w:tc>
@@ -19418,28 +18728,28 @@
 </file>
 
 <file path=customXml/item1.xml><?xml version="1.0" encoding="utf-8"?>
+<b:Sources xmlns:b="http://schemas.openxmlformats.org/officeDocument/2006/bibliography" xmlns="http://schemas.openxmlformats.org/officeDocument/2006/bibliography" SelectedStyle="\APASixthEditionOfficeOnline.xsl" StyleName="APA" Version="6"/>
+</file>
+
+<file path=customXml/item2.xml><?xml version="1.0" encoding="utf-8"?>
 <go:gDocsCustomXmlDataStorage xmlns:go="http://customooxmlschemas.google.com/" xmlns:r="http://schemas.openxmlformats.org/officeDocument/2006/relationships" uri="GoogleDocsCustomDataVersion2">
   <go:docsCustomData roundtripDataSignature="AMtx7mh2HQ/zzkQ4v3FE1HHoQOrVd2Qmxg==">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</go:docsCustomData>
 </go:gDocsCustomXmlDataStorage>
 </file>
 
-<file path=customXml/item2.xml><?xml version="1.0" encoding="utf-8"?>
-<b:Sources xmlns:b="http://schemas.openxmlformats.org/officeDocument/2006/bibliography" xmlns="http://schemas.openxmlformats.org/officeDocument/2006/bibliography" SelectedStyle="\APASixthEditionOfficeOnline.xsl" StyleName="APA" Version="6"/>
+<file path=customXml/itemProps1.xml><?xml version="1.0" encoding="utf-8"?>
+<ds:datastoreItem xmlns:ds="http://schemas.openxmlformats.org/officeDocument/2006/customXml" ds:itemID="{A70D0664-AAF4-485D-B537-0C18ABC1D957}">
+  <ds:schemaRefs>
+    <ds:schemaRef ds:uri="http://schemas.openxmlformats.org/officeDocument/2006/bibliography"/>
+  </ds:schemaRefs>
+</ds:datastoreItem>
 </file>
 
-<file path=customXml/itemProps1.xml><?xml version="1.0" encoding="utf-8"?>
+<file path=customXml/itemProps2.xml><?xml version="1.0" encoding="utf-8"?>
 <ds:datastoreItem xmlns:ds="http://schemas.openxmlformats.org/officeDocument/2006/customXml" ds:itemID="{11111111-1234-1234-1234-123412341234}">
   <ds:schemaRefs>
     <ds:schemaRef ds:uri="http://customooxmlschemas.google.com/"/>
     <ds:schemaRef ds:uri="http://schemas.openxmlformats.org/officeDocument/2006/relationships"/>
   </ds:schemaRefs>
 </ds:datastoreItem>
-</file>
-
-<file path=customXml/itemProps2.xml><?xml version="1.0" encoding="utf-8"?>
-<ds:datastoreItem xmlns:ds="http://schemas.openxmlformats.org/officeDocument/2006/customXml" ds:itemID="{A70D0664-AAF4-485D-B537-0C18ABC1D957}">
-  <ds:schemaRefs>
-    <ds:schemaRef ds:uri="http://schemas.openxmlformats.org/officeDocument/2006/bibliography"/>
-  </ds:schemaRefs>
-</ds:datastoreItem>
 </file>